--- a/model_output/F1LRS.docx
+++ b/model_output/F1LRS.docx
@@ -1894,6 +1894,1338 @@
                 <w:sz w:val="20"/>
               </w:rPr>
               <w:t xml:space="default">&lt;0.001</w:t>
+            </w:r>
+          </w:p>
+        </w:tc>
+        <w:tc>
+          <w:tcPr>
+            <w:tcBorders>
+              <w:top w:val="single" w:space="0" w:color="D3D3D3"/>
+              <w:bottom w:val="single" w:space="0" w:color="D3D3D3"/>
+              <w:start w:val="single" w:space="0" w:color="D3D3D3"/>
+              <w:end w:val="single" w:space="0" w:color="D3D3D3"/>
+            </w:tcBorders>
+          </w:tcPr>
+          <w:p>
+            <w:pPr>
+              <w:spacing w:before="0" w:after="60"/>
+              <w:keepNext/>
+              <w:jc w:val="end"/>
+            </w:pPr>
+            <w:r>
+              <w:rPr>
+                <w:rFonts w:ascii="Calibri" w:hAnsi="Calibri"/>
+                <w:sz w:val="20"/>
+              </w:rPr>
+              <w:t xml:space="default"/>
+            </w:r>
+          </w:p>
+        </w:tc>
+      </w:tr>
+      <w:tr>
+        <w:trPr>
+          <w:cantSplit/>
+        </w:trPr>
+        <w:tc>
+          <w:tcPr>
+            <w:tcBorders>
+              <w:top w:val="single" w:space="0" w:color="D3D3D3"/>
+              <w:bottom w:val="single" w:space="0" w:color="D3D3D3"/>
+              <w:start w:val="single" w:space="0" w:color="D3D3D3"/>
+              <w:end w:val="single" w:space="0" w:color="D3D3D3"/>
+            </w:tcBorders>
+          </w:tcPr>
+          <w:p>
+            <w:pPr>
+              <w:spacing w:before="0" w:after="60"/>
+              <w:keepNext/>
+              <w:jc w:val="start"/>
+            </w:pPr>
+            <w:r>
+              <w:rPr>
+                <w:rFonts w:ascii="Calibri" w:hAnsi="Calibri"/>
+                <w:sz w:val="20"/>
+                <w:b w:val="true"/>
+              </w:rPr>
+              <w:t xml:space="default">Post-hoc Contrasts</w:t>
+            </w:r>
+          </w:p>
+        </w:tc>
+        <w:tc>
+          <w:tcPr>
+            <w:tcBorders>
+              <w:top w:val="single" w:space="0" w:color="D3D3D3"/>
+              <w:bottom w:val="single" w:space="0" w:color="D3D3D3"/>
+              <w:start w:val="single" w:space="0" w:color="D3D3D3"/>
+              <w:end w:val="single" w:space="0" w:color="D3D3D3"/>
+            </w:tcBorders>
+          </w:tcPr>
+          <w:p>
+            <w:pPr>
+              <w:spacing w:before="0" w:after="60"/>
+              <w:keepNext/>
+              <w:jc w:val="start"/>
+            </w:pPr>
+            <w:r>
+              <w:rPr>
+                <w:rFonts w:ascii="Calibri" w:hAnsi="Calibri"/>
+                <w:sz w:val="20"/>
+              </w:rPr>
+              <w:t xml:space="default">C(C) - C(L)</w:t>
+            </w:r>
+          </w:p>
+        </w:tc>
+        <w:tc>
+          <w:tcPr>
+            <w:tcBorders>
+              <w:top w:val="single" w:space="0" w:color="D3D3D3"/>
+              <w:bottom w:val="single" w:space="0" w:color="D3D3D3"/>
+              <w:start w:val="single" w:space="0" w:color="D3D3D3"/>
+              <w:end w:val="single" w:space="0" w:color="D3D3D3"/>
+            </w:tcBorders>
+          </w:tcPr>
+          <w:p>
+            <w:pPr>
+              <w:spacing w:before="0" w:after="60"/>
+              <w:keepNext/>
+              <w:jc w:val="end"/>
+            </w:pPr>
+            <w:r>
+              <w:rPr>
+                <w:rFonts w:ascii="Calibri" w:hAnsi="Calibri"/>
+                <w:sz w:val="20"/>
+              </w:rPr>
+              <w:t xml:space="default">0.03</w:t>
+            </w:r>
+          </w:p>
+        </w:tc>
+        <w:tc>
+          <w:tcPr>
+            <w:tcBorders>
+              <w:top w:val="single" w:space="0" w:color="D3D3D3"/>
+              <w:bottom w:val="single" w:space="0" w:color="D3D3D3"/>
+              <w:start w:val="single" w:space="0" w:color="D3D3D3"/>
+              <w:end w:val="single" w:space="0" w:color="D3D3D3"/>
+            </w:tcBorders>
+          </w:tcPr>
+          <w:p>
+            <w:pPr>
+              <w:spacing w:before="0" w:after="60"/>
+              <w:keepNext/>
+              <w:jc w:val="end"/>
+            </w:pPr>
+            <w:r>
+              <w:rPr>
+                <w:rFonts w:ascii="Calibri" w:hAnsi="Calibri"/>
+                <w:sz w:val="20"/>
+              </w:rPr>
+              <w:t xml:space="default">0.05</w:t>
+            </w:r>
+          </w:p>
+        </w:tc>
+        <w:tc>
+          <w:tcPr>
+            <w:tcBorders>
+              <w:top w:val="single" w:space="0" w:color="D3D3D3"/>
+              <w:bottom w:val="single" w:space="0" w:color="D3D3D3"/>
+              <w:start w:val="single" w:space="0" w:color="D3D3D3"/>
+              <w:end w:val="single" w:space="0" w:color="D3D3D3"/>
+            </w:tcBorders>
+          </w:tcPr>
+          <w:p>
+            <w:pPr>
+              <w:spacing w:before="0" w:after="60"/>
+              <w:keepNext/>
+              <w:jc w:val="start"/>
+            </w:pPr>
+            <w:r>
+              <w:rPr>
+                <w:rFonts w:ascii="Calibri" w:hAnsi="Calibri"/>
+                <w:sz w:val="20"/>
+              </w:rPr>
+              <w:t xml:space="default"/>
+            </w:r>
+          </w:p>
+        </w:tc>
+        <w:tc>
+          <w:tcPr>
+            <w:tcBorders>
+              <w:top w:val="single" w:space="0" w:color="D3D3D3"/>
+              <w:bottom w:val="single" w:space="0" w:color="D3D3D3"/>
+              <w:start w:val="single" w:space="0" w:color="D3D3D3"/>
+              <w:end w:val="single" w:space="0" w:color="D3D3D3"/>
+            </w:tcBorders>
+          </w:tcPr>
+          <w:p>
+            <w:pPr>
+              <w:spacing w:before="0" w:after="60"/>
+              <w:keepNext/>
+              <w:jc w:val="end"/>
+            </w:pPr>
+            <w:r>
+              <w:rPr>
+                <w:rFonts w:ascii="Calibri" w:hAnsi="Calibri"/>
+                <w:sz w:val="20"/>
+              </w:rPr>
+              <w:t xml:space="default"/>
+            </w:r>
+          </w:p>
+        </w:tc>
+        <w:tc>
+          <w:tcPr>
+            <w:tcBorders>
+              <w:top w:val="single" w:space="0" w:color="D3D3D3"/>
+              <w:bottom w:val="single" w:space="0" w:color="D3D3D3"/>
+              <w:start w:val="single" w:space="0" w:color="D3D3D3"/>
+              <w:end w:val="single" w:space="0" w:color="D3D3D3"/>
+            </w:tcBorders>
+          </w:tcPr>
+          <w:p>
+            <w:pPr>
+              <w:spacing w:before="0" w:after="60"/>
+              <w:keepNext/>
+              <w:jc w:val="start"/>
+            </w:pPr>
+            <w:r>
+              <w:rPr>
+                <w:rFonts w:ascii="Calibri" w:hAnsi="Calibri"/>
+                <w:sz w:val="20"/>
+              </w:rPr>
+              <w:t xml:space="default">0.75</w:t>
+            </w:r>
+          </w:p>
+        </w:tc>
+        <w:tc>
+          <w:tcPr>
+            <w:tcBorders>
+              <w:top w:val="single" w:space="0" w:color="D3D3D3"/>
+              <w:bottom w:val="single" w:space="0" w:color="D3D3D3"/>
+              <w:start w:val="single" w:space="0" w:color="D3D3D3"/>
+              <w:end w:val="single" w:space="0" w:color="D3D3D3"/>
+            </w:tcBorders>
+          </w:tcPr>
+          <w:p>
+            <w:pPr>
+              <w:spacing w:before="0" w:after="60"/>
+              <w:keepNext/>
+              <w:jc w:val="start"/>
+            </w:pPr>
+            <w:r>
+              <w:rPr>
+                <w:rFonts w:ascii="Calibri" w:hAnsi="Calibri"/>
+                <w:sz w:val="20"/>
+              </w:rPr>
+              <w:t xml:space="default">0.877</w:t>
+            </w:r>
+          </w:p>
+        </w:tc>
+        <w:tc>
+          <w:tcPr>
+            <w:tcBorders>
+              <w:top w:val="single" w:space="0" w:color="D3D3D3"/>
+              <w:bottom w:val="single" w:space="0" w:color="D3D3D3"/>
+              <w:start w:val="single" w:space="0" w:color="D3D3D3"/>
+              <w:end w:val="single" w:space="0" w:color="D3D3D3"/>
+            </w:tcBorders>
+          </w:tcPr>
+          <w:p>
+            <w:pPr>
+              <w:spacing w:before="0" w:after="60"/>
+              <w:keepNext/>
+              <w:jc w:val="end"/>
+            </w:pPr>
+            <w:r>
+              <w:rPr>
+                <w:rFonts w:ascii="Calibri" w:hAnsi="Calibri"/>
+                <w:sz w:val="20"/>
+              </w:rPr>
+              <w:t xml:space="default"/>
+            </w:r>
+          </w:p>
+        </w:tc>
+      </w:tr>
+      <w:tr>
+        <w:trPr>
+          <w:cantSplit/>
+        </w:trPr>
+        <w:tc>
+          <w:tcPr>
+            <w:tcBorders>
+              <w:top w:val="single" w:space="0" w:color="D3D3D3"/>
+              <w:bottom w:val="single" w:space="0" w:color="D3D3D3"/>
+              <w:start w:val="single" w:space="0" w:color="D3D3D3"/>
+              <w:end w:val="single" w:space="0" w:color="D3D3D3"/>
+            </w:tcBorders>
+          </w:tcPr>
+          <w:p>
+            <w:pPr>
+              <w:spacing w:before="0" w:after="60"/>
+              <w:keepNext/>
+              <w:jc w:val="start"/>
+            </w:pPr>
+            <w:r>
+              <w:rPr>
+                <w:rFonts w:ascii="Calibri" w:hAnsi="Calibri"/>
+                <w:sz w:val="20"/>
+                <w:b w:val="true"/>
+              </w:rPr>
+              <w:t xml:space="default">Post-hoc Contrasts</w:t>
+            </w:r>
+          </w:p>
+        </w:tc>
+        <w:tc>
+          <w:tcPr>
+            <w:tcBorders>
+              <w:top w:val="single" w:space="0" w:color="D3D3D3"/>
+              <w:bottom w:val="single" w:space="0" w:color="D3D3D3"/>
+              <w:start w:val="single" w:space="0" w:color="D3D3D3"/>
+              <w:end w:val="single" w:space="0" w:color="D3D3D3"/>
+            </w:tcBorders>
+          </w:tcPr>
+          <w:p>
+            <w:pPr>
+              <w:spacing w:before="0" w:after="60"/>
+              <w:keepNext/>
+              <w:jc w:val="start"/>
+            </w:pPr>
+            <w:r>
+              <w:rPr>
+                <w:rFonts w:ascii="Calibri" w:hAnsi="Calibri"/>
+                <w:sz w:val="20"/>
+              </w:rPr>
+              <w:t xml:space="default">C(C) - L(C)</w:t>
+            </w:r>
+          </w:p>
+        </w:tc>
+        <w:tc>
+          <w:tcPr>
+            <w:tcBorders>
+              <w:top w:val="single" w:space="0" w:color="D3D3D3"/>
+              <w:bottom w:val="single" w:space="0" w:color="D3D3D3"/>
+              <w:start w:val="single" w:space="0" w:color="D3D3D3"/>
+              <w:end w:val="single" w:space="0" w:color="D3D3D3"/>
+            </w:tcBorders>
+          </w:tcPr>
+          <w:p>
+            <w:pPr>
+              <w:spacing w:before="0" w:after="60"/>
+              <w:keepNext/>
+              <w:jc w:val="end"/>
+            </w:pPr>
+            <w:r>
+              <w:rPr>
+                <w:rFonts w:ascii="Calibri" w:hAnsi="Calibri"/>
+                <w:sz w:val="20"/>
+              </w:rPr>
+              <w:t xml:space="default">0.16</w:t>
+            </w:r>
+          </w:p>
+        </w:tc>
+        <w:tc>
+          <w:tcPr>
+            <w:tcBorders>
+              <w:top w:val="single" w:space="0" w:color="D3D3D3"/>
+              <w:bottom w:val="single" w:space="0" w:color="D3D3D3"/>
+              <w:start w:val="single" w:space="0" w:color="D3D3D3"/>
+              <w:end w:val="single" w:space="0" w:color="D3D3D3"/>
+            </w:tcBorders>
+          </w:tcPr>
+          <w:p>
+            <w:pPr>
+              <w:spacing w:before="0" w:after="60"/>
+              <w:keepNext/>
+              <w:jc w:val="end"/>
+            </w:pPr>
+            <w:r>
+              <w:rPr>
+                <w:rFonts w:ascii="Calibri" w:hAnsi="Calibri"/>
+                <w:sz w:val="20"/>
+              </w:rPr>
+              <w:t xml:space="default">0.05</w:t>
+            </w:r>
+          </w:p>
+        </w:tc>
+        <w:tc>
+          <w:tcPr>
+            <w:tcBorders>
+              <w:top w:val="single" w:space="0" w:color="D3D3D3"/>
+              <w:bottom w:val="single" w:space="0" w:color="D3D3D3"/>
+              <w:start w:val="single" w:space="0" w:color="D3D3D3"/>
+              <w:end w:val="single" w:space="0" w:color="D3D3D3"/>
+            </w:tcBorders>
+          </w:tcPr>
+          <w:p>
+            <w:pPr>
+              <w:spacing w:before="0" w:after="60"/>
+              <w:keepNext/>
+              <w:jc w:val="start"/>
+            </w:pPr>
+            <w:r>
+              <w:rPr>
+                <w:rFonts w:ascii="Calibri" w:hAnsi="Calibri"/>
+                <w:sz w:val="20"/>
+              </w:rPr>
+              <w:t xml:space="default"/>
+            </w:r>
+          </w:p>
+        </w:tc>
+        <w:tc>
+          <w:tcPr>
+            <w:tcBorders>
+              <w:top w:val="single" w:space="0" w:color="D3D3D3"/>
+              <w:bottom w:val="single" w:space="0" w:color="D3D3D3"/>
+              <w:start w:val="single" w:space="0" w:color="D3D3D3"/>
+              <w:end w:val="single" w:space="0" w:color="D3D3D3"/>
+            </w:tcBorders>
+          </w:tcPr>
+          <w:p>
+            <w:pPr>
+              <w:spacing w:before="0" w:after="60"/>
+              <w:keepNext/>
+              <w:jc w:val="end"/>
+            </w:pPr>
+            <w:r>
+              <w:rPr>
+                <w:rFonts w:ascii="Calibri" w:hAnsi="Calibri"/>
+                <w:sz w:val="20"/>
+              </w:rPr>
+              <w:t xml:space="default"/>
+            </w:r>
+          </w:p>
+        </w:tc>
+        <w:tc>
+          <w:tcPr>
+            <w:tcBorders>
+              <w:top w:val="single" w:space="0" w:color="D3D3D3"/>
+              <w:bottom w:val="single" w:space="0" w:color="D3D3D3"/>
+              <w:start w:val="single" w:space="0" w:color="D3D3D3"/>
+              <w:end w:val="single" w:space="0" w:color="D3D3D3"/>
+            </w:tcBorders>
+          </w:tcPr>
+          <w:p>
+            <w:pPr>
+              <w:spacing w:before="0" w:after="60"/>
+              <w:keepNext/>
+              <w:jc w:val="start"/>
+            </w:pPr>
+            <w:r>
+              <w:rPr>
+                <w:rFonts w:ascii="Calibri" w:hAnsi="Calibri"/>
+                <w:sz w:val="20"/>
+              </w:rPr>
+              <w:t xml:space="default">3.44</w:t>
+            </w:r>
+          </w:p>
+        </w:tc>
+        <w:tc>
+          <w:tcPr>
+            <w:tcBorders>
+              <w:top w:val="single" w:space="0" w:color="D3D3D3"/>
+              <w:bottom w:val="single" w:space="0" w:color="D3D3D3"/>
+              <w:start w:val="single" w:space="0" w:color="D3D3D3"/>
+              <w:end w:val="single" w:space="0" w:color="D3D3D3"/>
+            </w:tcBorders>
+          </w:tcPr>
+          <w:p>
+            <w:pPr>
+              <w:spacing w:before="0" w:after="60"/>
+              <w:keepNext/>
+              <w:jc w:val="start"/>
+            </w:pPr>
+            <w:r>
+              <w:rPr>
+                <w:rFonts w:ascii="Calibri" w:hAnsi="Calibri"/>
+                <w:sz w:val="20"/>
+              </w:rPr>
+              <w:t xml:space="default">0.003</w:t>
+            </w:r>
+          </w:p>
+        </w:tc>
+        <w:tc>
+          <w:tcPr>
+            <w:tcBorders>
+              <w:top w:val="single" w:space="0" w:color="D3D3D3"/>
+              <w:bottom w:val="single" w:space="0" w:color="D3D3D3"/>
+              <w:start w:val="single" w:space="0" w:color="D3D3D3"/>
+              <w:end w:val="single" w:space="0" w:color="D3D3D3"/>
+            </w:tcBorders>
+          </w:tcPr>
+          <w:p>
+            <w:pPr>
+              <w:spacing w:before="0" w:after="60"/>
+              <w:keepNext/>
+              <w:jc w:val="end"/>
+            </w:pPr>
+            <w:r>
+              <w:rPr>
+                <w:rFonts w:ascii="Calibri" w:hAnsi="Calibri"/>
+                <w:sz w:val="20"/>
+              </w:rPr>
+              <w:t xml:space="default"/>
+            </w:r>
+          </w:p>
+        </w:tc>
+      </w:tr>
+      <w:tr>
+        <w:trPr>
+          <w:cantSplit/>
+        </w:trPr>
+        <w:tc>
+          <w:tcPr>
+            <w:tcBorders>
+              <w:top w:val="single" w:space="0" w:color="D3D3D3"/>
+              <w:bottom w:val="single" w:space="0" w:color="D3D3D3"/>
+              <w:start w:val="single" w:space="0" w:color="D3D3D3"/>
+              <w:end w:val="single" w:space="0" w:color="D3D3D3"/>
+            </w:tcBorders>
+          </w:tcPr>
+          <w:p>
+            <w:pPr>
+              <w:spacing w:before="0" w:after="60"/>
+              <w:keepNext/>
+              <w:jc w:val="start"/>
+            </w:pPr>
+            <w:r>
+              <w:rPr>
+                <w:rFonts w:ascii="Calibri" w:hAnsi="Calibri"/>
+                <w:sz w:val="20"/>
+                <w:b w:val="true"/>
+              </w:rPr>
+              <w:t xml:space="default">Post-hoc Contrasts</w:t>
+            </w:r>
+          </w:p>
+        </w:tc>
+        <w:tc>
+          <w:tcPr>
+            <w:tcBorders>
+              <w:top w:val="single" w:space="0" w:color="D3D3D3"/>
+              <w:bottom w:val="single" w:space="0" w:color="D3D3D3"/>
+              <w:start w:val="single" w:space="0" w:color="D3D3D3"/>
+              <w:end w:val="single" w:space="0" w:color="D3D3D3"/>
+            </w:tcBorders>
+          </w:tcPr>
+          <w:p>
+            <w:pPr>
+              <w:spacing w:before="0" w:after="60"/>
+              <w:keepNext/>
+              <w:jc w:val="start"/>
+            </w:pPr>
+            <w:r>
+              <w:rPr>
+                <w:rFonts w:ascii="Calibri" w:hAnsi="Calibri"/>
+                <w:sz w:val="20"/>
+              </w:rPr>
+              <w:t xml:space="default">C(C) - L(L)</w:t>
+            </w:r>
+          </w:p>
+        </w:tc>
+        <w:tc>
+          <w:tcPr>
+            <w:tcBorders>
+              <w:top w:val="single" w:space="0" w:color="D3D3D3"/>
+              <w:bottom w:val="single" w:space="0" w:color="D3D3D3"/>
+              <w:start w:val="single" w:space="0" w:color="D3D3D3"/>
+              <w:end w:val="single" w:space="0" w:color="D3D3D3"/>
+            </w:tcBorders>
+          </w:tcPr>
+          <w:p>
+            <w:pPr>
+              <w:spacing w:before="0" w:after="60"/>
+              <w:keepNext/>
+              <w:jc w:val="end"/>
+            </w:pPr>
+            <w:r>
+              <w:rPr>
+                <w:rFonts w:ascii="Calibri" w:hAnsi="Calibri"/>
+                <w:sz w:val="20"/>
+              </w:rPr>
+              <w:t xml:space="default">0.15</w:t>
+            </w:r>
+          </w:p>
+        </w:tc>
+        <w:tc>
+          <w:tcPr>
+            <w:tcBorders>
+              <w:top w:val="single" w:space="0" w:color="D3D3D3"/>
+              <w:bottom w:val="single" w:space="0" w:color="D3D3D3"/>
+              <w:start w:val="single" w:space="0" w:color="D3D3D3"/>
+              <w:end w:val="single" w:space="0" w:color="D3D3D3"/>
+            </w:tcBorders>
+          </w:tcPr>
+          <w:p>
+            <w:pPr>
+              <w:spacing w:before="0" w:after="60"/>
+              <w:keepNext/>
+              <w:jc w:val="end"/>
+            </w:pPr>
+            <w:r>
+              <w:rPr>
+                <w:rFonts w:ascii="Calibri" w:hAnsi="Calibri"/>
+                <w:sz w:val="20"/>
+              </w:rPr>
+              <w:t xml:space="default">0.05</w:t>
+            </w:r>
+          </w:p>
+        </w:tc>
+        <w:tc>
+          <w:tcPr>
+            <w:tcBorders>
+              <w:top w:val="single" w:space="0" w:color="D3D3D3"/>
+              <w:bottom w:val="single" w:space="0" w:color="D3D3D3"/>
+              <w:start w:val="single" w:space="0" w:color="D3D3D3"/>
+              <w:end w:val="single" w:space="0" w:color="D3D3D3"/>
+            </w:tcBorders>
+          </w:tcPr>
+          <w:p>
+            <w:pPr>
+              <w:spacing w:before="0" w:after="60"/>
+              <w:keepNext/>
+              <w:jc w:val="start"/>
+            </w:pPr>
+            <w:r>
+              <w:rPr>
+                <w:rFonts w:ascii="Calibri" w:hAnsi="Calibri"/>
+                <w:sz w:val="20"/>
+              </w:rPr>
+              <w:t xml:space="default"/>
+            </w:r>
+          </w:p>
+        </w:tc>
+        <w:tc>
+          <w:tcPr>
+            <w:tcBorders>
+              <w:top w:val="single" w:space="0" w:color="D3D3D3"/>
+              <w:bottom w:val="single" w:space="0" w:color="D3D3D3"/>
+              <w:start w:val="single" w:space="0" w:color="D3D3D3"/>
+              <w:end w:val="single" w:space="0" w:color="D3D3D3"/>
+            </w:tcBorders>
+          </w:tcPr>
+          <w:p>
+            <w:pPr>
+              <w:spacing w:before="0" w:after="60"/>
+              <w:keepNext/>
+              <w:jc w:val="end"/>
+            </w:pPr>
+            <w:r>
+              <w:rPr>
+                <w:rFonts w:ascii="Calibri" w:hAnsi="Calibri"/>
+                <w:sz w:val="20"/>
+              </w:rPr>
+              <w:t xml:space="default"/>
+            </w:r>
+          </w:p>
+        </w:tc>
+        <w:tc>
+          <w:tcPr>
+            <w:tcBorders>
+              <w:top w:val="single" w:space="0" w:color="D3D3D3"/>
+              <w:bottom w:val="single" w:space="0" w:color="D3D3D3"/>
+              <w:start w:val="single" w:space="0" w:color="D3D3D3"/>
+              <w:end w:val="single" w:space="0" w:color="D3D3D3"/>
+            </w:tcBorders>
+          </w:tcPr>
+          <w:p>
+            <w:pPr>
+              <w:spacing w:before="0" w:after="60"/>
+              <w:keepNext/>
+              <w:jc w:val="start"/>
+            </w:pPr>
+            <w:r>
+              <w:rPr>
+                <w:rFonts w:ascii="Calibri" w:hAnsi="Calibri"/>
+                <w:sz w:val="20"/>
+              </w:rPr>
+              <w:t xml:space="default">3.09</w:t>
+            </w:r>
+          </w:p>
+        </w:tc>
+        <w:tc>
+          <w:tcPr>
+            <w:tcBorders>
+              <w:top w:val="single" w:space="0" w:color="D3D3D3"/>
+              <w:bottom w:val="single" w:space="0" w:color="D3D3D3"/>
+              <w:start w:val="single" w:space="0" w:color="D3D3D3"/>
+              <w:end w:val="single" w:space="0" w:color="D3D3D3"/>
+            </w:tcBorders>
+          </w:tcPr>
+          <w:p>
+            <w:pPr>
+              <w:spacing w:before="0" w:after="60"/>
+              <w:keepNext/>
+              <w:jc w:val="start"/>
+            </w:pPr>
+            <w:r>
+              <w:rPr>
+                <w:rFonts w:ascii="Calibri" w:hAnsi="Calibri"/>
+                <w:sz w:val="20"/>
+              </w:rPr>
+              <w:t xml:space="default">0.011</w:t>
+            </w:r>
+          </w:p>
+        </w:tc>
+        <w:tc>
+          <w:tcPr>
+            <w:tcBorders>
+              <w:top w:val="single" w:space="0" w:color="D3D3D3"/>
+              <w:bottom w:val="single" w:space="0" w:color="D3D3D3"/>
+              <w:start w:val="single" w:space="0" w:color="D3D3D3"/>
+              <w:end w:val="single" w:space="0" w:color="D3D3D3"/>
+            </w:tcBorders>
+          </w:tcPr>
+          <w:p>
+            <w:pPr>
+              <w:spacing w:before="0" w:after="60"/>
+              <w:keepNext/>
+              <w:jc w:val="end"/>
+            </w:pPr>
+            <w:r>
+              <w:rPr>
+                <w:rFonts w:ascii="Calibri" w:hAnsi="Calibri"/>
+                <w:sz w:val="20"/>
+              </w:rPr>
+              <w:t xml:space="default"/>
+            </w:r>
+          </w:p>
+        </w:tc>
+      </w:tr>
+      <w:tr>
+        <w:trPr>
+          <w:cantSplit/>
+        </w:trPr>
+        <w:tc>
+          <w:tcPr>
+            <w:tcBorders>
+              <w:top w:val="single" w:space="0" w:color="D3D3D3"/>
+              <w:bottom w:val="single" w:space="0" w:color="D3D3D3"/>
+              <w:start w:val="single" w:space="0" w:color="D3D3D3"/>
+              <w:end w:val="single" w:space="0" w:color="D3D3D3"/>
+            </w:tcBorders>
+          </w:tcPr>
+          <w:p>
+            <w:pPr>
+              <w:spacing w:before="0" w:after="60"/>
+              <w:keepNext/>
+              <w:jc w:val="start"/>
+            </w:pPr>
+            <w:r>
+              <w:rPr>
+                <w:rFonts w:ascii="Calibri" w:hAnsi="Calibri"/>
+                <w:sz w:val="20"/>
+                <w:b w:val="true"/>
+              </w:rPr>
+              <w:t xml:space="default">Post-hoc Contrasts</w:t>
+            </w:r>
+          </w:p>
+        </w:tc>
+        <w:tc>
+          <w:tcPr>
+            <w:tcBorders>
+              <w:top w:val="single" w:space="0" w:color="D3D3D3"/>
+              <w:bottom w:val="single" w:space="0" w:color="D3D3D3"/>
+              <w:start w:val="single" w:space="0" w:color="D3D3D3"/>
+              <w:end w:val="single" w:space="0" w:color="D3D3D3"/>
+            </w:tcBorders>
+          </w:tcPr>
+          <w:p>
+            <w:pPr>
+              <w:spacing w:before="0" w:after="60"/>
+              <w:keepNext/>
+              <w:jc w:val="start"/>
+            </w:pPr>
+            <w:r>
+              <w:rPr>
+                <w:rFonts w:ascii="Calibri" w:hAnsi="Calibri"/>
+                <w:sz w:val="20"/>
+              </w:rPr>
+              <w:t xml:space="default">C(L) - L(C)</w:t>
+            </w:r>
+          </w:p>
+        </w:tc>
+        <w:tc>
+          <w:tcPr>
+            <w:tcBorders>
+              <w:top w:val="single" w:space="0" w:color="D3D3D3"/>
+              <w:bottom w:val="single" w:space="0" w:color="D3D3D3"/>
+              <w:start w:val="single" w:space="0" w:color="D3D3D3"/>
+              <w:end w:val="single" w:space="0" w:color="D3D3D3"/>
+            </w:tcBorders>
+          </w:tcPr>
+          <w:p>
+            <w:pPr>
+              <w:spacing w:before="0" w:after="60"/>
+              <w:keepNext/>
+              <w:jc w:val="end"/>
+            </w:pPr>
+            <w:r>
+              <w:rPr>
+                <w:rFonts w:ascii="Calibri" w:hAnsi="Calibri"/>
+                <w:sz w:val="20"/>
+              </w:rPr>
+              <w:t xml:space="default">0.13</w:t>
+            </w:r>
+          </w:p>
+        </w:tc>
+        <w:tc>
+          <w:tcPr>
+            <w:tcBorders>
+              <w:top w:val="single" w:space="0" w:color="D3D3D3"/>
+              <w:bottom w:val="single" w:space="0" w:color="D3D3D3"/>
+              <w:start w:val="single" w:space="0" w:color="D3D3D3"/>
+              <w:end w:val="single" w:space="0" w:color="D3D3D3"/>
+            </w:tcBorders>
+          </w:tcPr>
+          <w:p>
+            <w:pPr>
+              <w:spacing w:before="0" w:after="60"/>
+              <w:keepNext/>
+              <w:jc w:val="end"/>
+            </w:pPr>
+            <w:r>
+              <w:rPr>
+                <w:rFonts w:ascii="Calibri" w:hAnsi="Calibri"/>
+                <w:sz w:val="20"/>
+              </w:rPr>
+              <w:t xml:space="default">0.04</w:t>
+            </w:r>
+          </w:p>
+        </w:tc>
+        <w:tc>
+          <w:tcPr>
+            <w:tcBorders>
+              <w:top w:val="single" w:space="0" w:color="D3D3D3"/>
+              <w:bottom w:val="single" w:space="0" w:color="D3D3D3"/>
+              <w:start w:val="single" w:space="0" w:color="D3D3D3"/>
+              <w:end w:val="single" w:space="0" w:color="D3D3D3"/>
+            </w:tcBorders>
+          </w:tcPr>
+          <w:p>
+            <w:pPr>
+              <w:spacing w:before="0" w:after="60"/>
+              <w:keepNext/>
+              <w:jc w:val="start"/>
+            </w:pPr>
+            <w:r>
+              <w:rPr>
+                <w:rFonts w:ascii="Calibri" w:hAnsi="Calibri"/>
+                <w:sz w:val="20"/>
+              </w:rPr>
+              <w:t xml:space="default"/>
+            </w:r>
+          </w:p>
+        </w:tc>
+        <w:tc>
+          <w:tcPr>
+            <w:tcBorders>
+              <w:top w:val="single" w:space="0" w:color="D3D3D3"/>
+              <w:bottom w:val="single" w:space="0" w:color="D3D3D3"/>
+              <w:start w:val="single" w:space="0" w:color="D3D3D3"/>
+              <w:end w:val="single" w:space="0" w:color="D3D3D3"/>
+            </w:tcBorders>
+          </w:tcPr>
+          <w:p>
+            <w:pPr>
+              <w:spacing w:before="0" w:after="60"/>
+              <w:keepNext/>
+              <w:jc w:val="end"/>
+            </w:pPr>
+            <w:r>
+              <w:rPr>
+                <w:rFonts w:ascii="Calibri" w:hAnsi="Calibri"/>
+                <w:sz w:val="20"/>
+              </w:rPr>
+              <w:t xml:space="default"/>
+            </w:r>
+          </w:p>
+        </w:tc>
+        <w:tc>
+          <w:tcPr>
+            <w:tcBorders>
+              <w:top w:val="single" w:space="0" w:color="D3D3D3"/>
+              <w:bottom w:val="single" w:space="0" w:color="D3D3D3"/>
+              <w:start w:val="single" w:space="0" w:color="D3D3D3"/>
+              <w:end w:val="single" w:space="0" w:color="D3D3D3"/>
+            </w:tcBorders>
+          </w:tcPr>
+          <w:p>
+            <w:pPr>
+              <w:spacing w:before="0" w:after="60"/>
+              <w:keepNext/>
+              <w:jc w:val="start"/>
+            </w:pPr>
+            <w:r>
+              <w:rPr>
+                <w:rFonts w:ascii="Calibri" w:hAnsi="Calibri"/>
+                <w:sz w:val="20"/>
+              </w:rPr>
+              <w:t xml:space="default">3.49</w:t>
+            </w:r>
+          </w:p>
+        </w:tc>
+        <w:tc>
+          <w:tcPr>
+            <w:tcBorders>
+              <w:top w:val="single" w:space="0" w:color="D3D3D3"/>
+              <w:bottom w:val="single" w:space="0" w:color="D3D3D3"/>
+              <w:start w:val="single" w:space="0" w:color="D3D3D3"/>
+              <w:end w:val="single" w:space="0" w:color="D3D3D3"/>
+            </w:tcBorders>
+          </w:tcPr>
+          <w:p>
+            <w:pPr>
+              <w:spacing w:before="0" w:after="60"/>
+              <w:keepNext/>
+              <w:jc w:val="start"/>
+            </w:pPr>
+            <w:r>
+              <w:rPr>
+                <w:rFonts w:ascii="Calibri" w:hAnsi="Calibri"/>
+                <w:sz w:val="20"/>
+              </w:rPr>
+              <w:t xml:space="default">0.003</w:t>
+            </w:r>
+          </w:p>
+        </w:tc>
+        <w:tc>
+          <w:tcPr>
+            <w:tcBorders>
+              <w:top w:val="single" w:space="0" w:color="D3D3D3"/>
+              <w:bottom w:val="single" w:space="0" w:color="D3D3D3"/>
+              <w:start w:val="single" w:space="0" w:color="D3D3D3"/>
+              <w:end w:val="single" w:space="0" w:color="D3D3D3"/>
+            </w:tcBorders>
+          </w:tcPr>
+          <w:p>
+            <w:pPr>
+              <w:spacing w:before="0" w:after="60"/>
+              <w:keepNext/>
+              <w:jc w:val="end"/>
+            </w:pPr>
+            <w:r>
+              <w:rPr>
+                <w:rFonts w:ascii="Calibri" w:hAnsi="Calibri"/>
+                <w:sz w:val="20"/>
+              </w:rPr>
+              <w:t xml:space="default"/>
+            </w:r>
+          </w:p>
+        </w:tc>
+      </w:tr>
+      <w:tr>
+        <w:trPr>
+          <w:cantSplit/>
+        </w:trPr>
+        <w:tc>
+          <w:tcPr>
+            <w:tcBorders>
+              <w:top w:val="single" w:space="0" w:color="D3D3D3"/>
+              <w:bottom w:val="single" w:space="0" w:color="D3D3D3"/>
+              <w:start w:val="single" w:space="0" w:color="D3D3D3"/>
+              <w:end w:val="single" w:space="0" w:color="D3D3D3"/>
+            </w:tcBorders>
+          </w:tcPr>
+          <w:p>
+            <w:pPr>
+              <w:spacing w:before="0" w:after="60"/>
+              <w:keepNext/>
+              <w:jc w:val="start"/>
+            </w:pPr>
+            <w:r>
+              <w:rPr>
+                <w:rFonts w:ascii="Calibri" w:hAnsi="Calibri"/>
+                <w:sz w:val="20"/>
+                <w:b w:val="true"/>
+              </w:rPr>
+              <w:t xml:space="default">Post-hoc Contrasts</w:t>
+            </w:r>
+          </w:p>
+        </w:tc>
+        <w:tc>
+          <w:tcPr>
+            <w:tcBorders>
+              <w:top w:val="single" w:space="0" w:color="D3D3D3"/>
+              <w:bottom w:val="single" w:space="0" w:color="D3D3D3"/>
+              <w:start w:val="single" w:space="0" w:color="D3D3D3"/>
+              <w:end w:val="single" w:space="0" w:color="D3D3D3"/>
+            </w:tcBorders>
+          </w:tcPr>
+          <w:p>
+            <w:pPr>
+              <w:spacing w:before="0" w:after="60"/>
+              <w:keepNext/>
+              <w:jc w:val="start"/>
+            </w:pPr>
+            <w:r>
+              <w:rPr>
+                <w:rFonts w:ascii="Calibri" w:hAnsi="Calibri"/>
+                <w:sz w:val="20"/>
+              </w:rPr>
+              <w:t xml:space="default">C(L) - L(L)</w:t>
+            </w:r>
+          </w:p>
+        </w:tc>
+        <w:tc>
+          <w:tcPr>
+            <w:tcBorders>
+              <w:top w:val="single" w:space="0" w:color="D3D3D3"/>
+              <w:bottom w:val="single" w:space="0" w:color="D3D3D3"/>
+              <w:start w:val="single" w:space="0" w:color="D3D3D3"/>
+              <w:end w:val="single" w:space="0" w:color="D3D3D3"/>
+            </w:tcBorders>
+          </w:tcPr>
+          <w:p>
+            <w:pPr>
+              <w:spacing w:before="0" w:after="60"/>
+              <w:keepNext/>
+              <w:jc w:val="end"/>
+            </w:pPr>
+            <w:r>
+              <w:rPr>
+                <w:rFonts w:ascii="Calibri" w:hAnsi="Calibri"/>
+                <w:sz w:val="20"/>
+              </w:rPr>
+              <w:t xml:space="default">0.11</w:t>
+            </w:r>
+          </w:p>
+        </w:tc>
+        <w:tc>
+          <w:tcPr>
+            <w:tcBorders>
+              <w:top w:val="single" w:space="0" w:color="D3D3D3"/>
+              <w:bottom w:val="single" w:space="0" w:color="D3D3D3"/>
+              <w:start w:val="single" w:space="0" w:color="D3D3D3"/>
+              <w:end w:val="single" w:space="0" w:color="D3D3D3"/>
+            </w:tcBorders>
+          </w:tcPr>
+          <w:p>
+            <w:pPr>
+              <w:spacing w:before="0" w:after="60"/>
+              <w:keepNext/>
+              <w:jc w:val="end"/>
+            </w:pPr>
+            <w:r>
+              <w:rPr>
+                <w:rFonts w:ascii="Calibri" w:hAnsi="Calibri"/>
+                <w:sz w:val="20"/>
+              </w:rPr>
+              <w:t xml:space="default">0.04</w:t>
+            </w:r>
+          </w:p>
+        </w:tc>
+        <w:tc>
+          <w:tcPr>
+            <w:tcBorders>
+              <w:top w:val="single" w:space="0" w:color="D3D3D3"/>
+              <w:bottom w:val="single" w:space="0" w:color="D3D3D3"/>
+              <w:start w:val="single" w:space="0" w:color="D3D3D3"/>
+              <w:end w:val="single" w:space="0" w:color="D3D3D3"/>
+            </w:tcBorders>
+          </w:tcPr>
+          <w:p>
+            <w:pPr>
+              <w:spacing w:before="0" w:after="60"/>
+              <w:keepNext/>
+              <w:jc w:val="start"/>
+            </w:pPr>
+            <w:r>
+              <w:rPr>
+                <w:rFonts w:ascii="Calibri" w:hAnsi="Calibri"/>
+                <w:sz w:val="20"/>
+              </w:rPr>
+              <w:t xml:space="default"/>
+            </w:r>
+          </w:p>
+        </w:tc>
+        <w:tc>
+          <w:tcPr>
+            <w:tcBorders>
+              <w:top w:val="single" w:space="0" w:color="D3D3D3"/>
+              <w:bottom w:val="single" w:space="0" w:color="D3D3D3"/>
+              <w:start w:val="single" w:space="0" w:color="D3D3D3"/>
+              <w:end w:val="single" w:space="0" w:color="D3D3D3"/>
+            </w:tcBorders>
+          </w:tcPr>
+          <w:p>
+            <w:pPr>
+              <w:spacing w:before="0" w:after="60"/>
+              <w:keepNext/>
+              <w:jc w:val="end"/>
+            </w:pPr>
+            <w:r>
+              <w:rPr>
+                <w:rFonts w:ascii="Calibri" w:hAnsi="Calibri"/>
+                <w:sz w:val="20"/>
+              </w:rPr>
+              <w:t xml:space="default"/>
+            </w:r>
+          </w:p>
+        </w:tc>
+        <w:tc>
+          <w:tcPr>
+            <w:tcBorders>
+              <w:top w:val="single" w:space="0" w:color="D3D3D3"/>
+              <w:bottom w:val="single" w:space="0" w:color="D3D3D3"/>
+              <w:start w:val="single" w:space="0" w:color="D3D3D3"/>
+              <w:end w:val="single" w:space="0" w:color="D3D3D3"/>
+            </w:tcBorders>
+          </w:tcPr>
+          <w:p>
+            <w:pPr>
+              <w:spacing w:before="0" w:after="60"/>
+              <w:keepNext/>
+              <w:jc w:val="start"/>
+            </w:pPr>
+            <w:r>
+              <w:rPr>
+                <w:rFonts w:ascii="Calibri" w:hAnsi="Calibri"/>
+                <w:sz w:val="20"/>
+              </w:rPr>
+              <w:t xml:space="default">3.02</w:t>
+            </w:r>
+          </w:p>
+        </w:tc>
+        <w:tc>
+          <w:tcPr>
+            <w:tcBorders>
+              <w:top w:val="single" w:space="0" w:color="D3D3D3"/>
+              <w:bottom w:val="single" w:space="0" w:color="D3D3D3"/>
+              <w:start w:val="single" w:space="0" w:color="D3D3D3"/>
+              <w:end w:val="single" w:space="0" w:color="D3D3D3"/>
+            </w:tcBorders>
+          </w:tcPr>
+          <w:p>
+            <w:pPr>
+              <w:spacing w:before="0" w:after="60"/>
+              <w:keepNext/>
+              <w:jc w:val="start"/>
+            </w:pPr>
+            <w:r>
+              <w:rPr>
+                <w:rFonts w:ascii="Calibri" w:hAnsi="Calibri"/>
+                <w:sz w:val="20"/>
+              </w:rPr>
+              <w:t xml:space="default">0.014</w:t>
+            </w:r>
+          </w:p>
+        </w:tc>
+        <w:tc>
+          <w:tcPr>
+            <w:tcBorders>
+              <w:top w:val="single" w:space="0" w:color="D3D3D3"/>
+              <w:bottom w:val="single" w:space="0" w:color="D3D3D3"/>
+              <w:start w:val="single" w:space="0" w:color="D3D3D3"/>
+              <w:end w:val="single" w:space="0" w:color="D3D3D3"/>
+            </w:tcBorders>
+          </w:tcPr>
+          <w:p>
+            <w:pPr>
+              <w:spacing w:before="0" w:after="60"/>
+              <w:keepNext/>
+              <w:jc w:val="end"/>
+            </w:pPr>
+            <w:r>
+              <w:rPr>
+                <w:rFonts w:ascii="Calibri" w:hAnsi="Calibri"/>
+                <w:sz w:val="20"/>
+              </w:rPr>
+              <w:t xml:space="default"/>
+            </w:r>
+          </w:p>
+        </w:tc>
+      </w:tr>
+      <w:tr>
+        <w:trPr>
+          <w:cantSplit/>
+        </w:trPr>
+        <w:tc>
+          <w:tcPr>
+            <w:tcBorders>
+              <w:top w:val="single" w:space="0" w:color="D3D3D3"/>
+              <w:bottom w:val="single" w:space="0" w:color="D3D3D3"/>
+              <w:start w:val="single" w:space="0" w:color="D3D3D3"/>
+              <w:end w:val="single" w:space="0" w:color="D3D3D3"/>
+            </w:tcBorders>
+          </w:tcPr>
+          <w:p>
+            <w:pPr>
+              <w:spacing w:before="0" w:after="60"/>
+              <w:keepNext/>
+              <w:jc w:val="start"/>
+            </w:pPr>
+            <w:r>
+              <w:rPr>
+                <w:rFonts w:ascii="Calibri" w:hAnsi="Calibri"/>
+                <w:sz w:val="20"/>
+                <w:b w:val="true"/>
+              </w:rPr>
+              <w:t xml:space="default">Post-hoc Contrasts</w:t>
+            </w:r>
+          </w:p>
+        </w:tc>
+        <w:tc>
+          <w:tcPr>
+            <w:tcBorders>
+              <w:top w:val="single" w:space="0" w:color="D3D3D3"/>
+              <w:bottom w:val="single" w:space="0" w:color="D3D3D3"/>
+              <w:start w:val="single" w:space="0" w:color="D3D3D3"/>
+              <w:end w:val="single" w:space="0" w:color="D3D3D3"/>
+            </w:tcBorders>
+          </w:tcPr>
+          <w:p>
+            <w:pPr>
+              <w:spacing w:before="0" w:after="60"/>
+              <w:keepNext/>
+              <w:jc w:val="start"/>
+            </w:pPr>
+            <w:r>
+              <w:rPr>
+                <w:rFonts w:ascii="Calibri" w:hAnsi="Calibri"/>
+                <w:sz w:val="20"/>
+              </w:rPr>
+              <w:t xml:space="default">L(C) - L(L)</w:t>
+            </w:r>
+          </w:p>
+        </w:tc>
+        <w:tc>
+          <w:tcPr>
+            <w:tcBorders>
+              <w:top w:val="single" w:space="0" w:color="D3D3D3"/>
+              <w:bottom w:val="single" w:space="0" w:color="D3D3D3"/>
+              <w:start w:val="single" w:space="0" w:color="D3D3D3"/>
+              <w:end w:val="single" w:space="0" w:color="D3D3D3"/>
+            </w:tcBorders>
+          </w:tcPr>
+          <w:p>
+            <w:pPr>
+              <w:spacing w:before="0" w:after="60"/>
+              <w:keepNext/>
+              <w:jc w:val="end"/>
+            </w:pPr>
+            <w:r>
+              <w:rPr>
+                <w:rFonts w:ascii="Calibri" w:hAnsi="Calibri"/>
+                <w:sz w:val="20"/>
+              </w:rPr>
+              <w:t xml:space="default">-0.02</w:t>
+            </w:r>
+          </w:p>
+        </w:tc>
+        <w:tc>
+          <w:tcPr>
+            <w:tcBorders>
+              <w:top w:val="single" w:space="0" w:color="D3D3D3"/>
+              <w:bottom w:val="single" w:space="0" w:color="D3D3D3"/>
+              <w:start w:val="single" w:space="0" w:color="D3D3D3"/>
+              <w:end w:val="single" w:space="0" w:color="D3D3D3"/>
+            </w:tcBorders>
+          </w:tcPr>
+          <w:p>
+            <w:pPr>
+              <w:spacing w:before="0" w:after="60"/>
+              <w:keepNext/>
+              <w:jc w:val="end"/>
+            </w:pPr>
+            <w:r>
+              <w:rPr>
+                <w:rFonts w:ascii="Calibri" w:hAnsi="Calibri"/>
+                <w:sz w:val="20"/>
+              </w:rPr>
+              <w:t xml:space="default">0.04</w:t>
+            </w:r>
+          </w:p>
+        </w:tc>
+        <w:tc>
+          <w:tcPr>
+            <w:tcBorders>
+              <w:top w:val="single" w:space="0" w:color="D3D3D3"/>
+              <w:bottom w:val="single" w:space="0" w:color="D3D3D3"/>
+              <w:start w:val="single" w:space="0" w:color="D3D3D3"/>
+              <w:end w:val="single" w:space="0" w:color="D3D3D3"/>
+            </w:tcBorders>
+          </w:tcPr>
+          <w:p>
+            <w:pPr>
+              <w:spacing w:before="0" w:after="60"/>
+              <w:keepNext/>
+              <w:jc w:val="start"/>
+            </w:pPr>
+            <w:r>
+              <w:rPr>
+                <w:rFonts w:ascii="Calibri" w:hAnsi="Calibri"/>
+                <w:sz w:val="20"/>
+              </w:rPr>
+              <w:t xml:space="default"/>
+            </w:r>
+          </w:p>
+        </w:tc>
+        <w:tc>
+          <w:tcPr>
+            <w:tcBorders>
+              <w:top w:val="single" w:space="0" w:color="D3D3D3"/>
+              <w:bottom w:val="single" w:space="0" w:color="D3D3D3"/>
+              <w:start w:val="single" w:space="0" w:color="D3D3D3"/>
+              <w:end w:val="single" w:space="0" w:color="D3D3D3"/>
+            </w:tcBorders>
+          </w:tcPr>
+          <w:p>
+            <w:pPr>
+              <w:spacing w:before="0" w:after="60"/>
+              <w:keepNext/>
+              <w:jc w:val="end"/>
+            </w:pPr>
+            <w:r>
+              <w:rPr>
+                <w:rFonts w:ascii="Calibri" w:hAnsi="Calibri"/>
+                <w:sz w:val="20"/>
+              </w:rPr>
+              <w:t xml:space="default"/>
+            </w:r>
+          </w:p>
+        </w:tc>
+        <w:tc>
+          <w:tcPr>
+            <w:tcBorders>
+              <w:top w:val="single" w:space="0" w:color="D3D3D3"/>
+              <w:bottom w:val="single" w:space="0" w:color="D3D3D3"/>
+              <w:start w:val="single" w:space="0" w:color="D3D3D3"/>
+              <w:end w:val="single" w:space="0" w:color="D3D3D3"/>
+            </w:tcBorders>
+          </w:tcPr>
+          <w:p>
+            <w:pPr>
+              <w:spacing w:before="0" w:after="60"/>
+              <w:keepNext/>
+              <w:jc w:val="start"/>
+            </w:pPr>
+            <w:r>
+              <w:rPr>
+                <w:rFonts w:ascii="Calibri" w:hAnsi="Calibri"/>
+                <w:sz w:val="20"/>
+              </w:rPr>
+              <w:t xml:space="default">-0.45</w:t>
+            </w:r>
+          </w:p>
+        </w:tc>
+        <w:tc>
+          <w:tcPr>
+            <w:tcBorders>
+              <w:top w:val="single" w:space="0" w:color="D3D3D3"/>
+              <w:bottom w:val="single" w:space="0" w:color="D3D3D3"/>
+              <w:start w:val="single" w:space="0" w:color="D3D3D3"/>
+              <w:end w:val="single" w:space="0" w:color="D3D3D3"/>
+            </w:tcBorders>
+          </w:tcPr>
+          <w:p>
+            <w:pPr>
+              <w:spacing w:before="0" w:after="60"/>
+              <w:keepNext/>
+              <w:jc w:val="start"/>
+            </w:pPr>
+            <w:r>
+              <w:rPr>
+                <w:rFonts w:ascii="Calibri" w:hAnsi="Calibri"/>
+                <w:sz w:val="20"/>
+              </w:rPr>
+              <w:t xml:space="default">0.970</w:t>
             </w:r>
           </w:p>
         </w:tc>

--- a/model_output/F1LRS.docx
+++ b/model_output/F1LRS.docx
@@ -513,7 +513,7 @@
                 <w:rFonts w:ascii="Calibri" w:hAnsi="Calibri"/>
                 <w:sz w:val="20"/>
               </w:rPr>
-              <w:t xml:space="default"/>
+              <w:t xml:space="default">36.8</w:t>
             </w:r>
           </w:p>
         </w:tc>
@@ -711,31 +711,31 @@
                 <w:rFonts w:ascii="Calibri" w:hAnsi="Calibri"/>
                 <w:sz w:val="20"/>
               </w:rPr>
-              <w:t xml:space="default">[-0.12, 0.06]</w:t>
-            </w:r>
-          </w:p>
-        </w:tc>
-        <w:tc>
-          <w:tcPr>
-            <w:tcBorders>
-              <w:top w:val="single" w:space="0" w:color="D3D3D3"/>
-              <w:bottom w:val="single" w:space="0" w:color="D3D3D3"/>
-              <w:start w:val="single" w:space="0" w:color="D3D3D3"/>
-              <w:end w:val="single" w:space="0" w:color="D3D3D3"/>
-            </w:tcBorders>
-          </w:tcPr>
-          <w:p>
-            <w:pPr>
-              <w:spacing w:before="0" w:after="60"/>
-              <w:keepNext/>
-              <w:jc w:val="end"/>
-            </w:pPr>
-            <w:r>
-              <w:rPr>
-                <w:rFonts w:ascii="Calibri" w:hAnsi="Calibri"/>
-                <w:sz w:val="20"/>
-              </w:rPr>
-              <w:t xml:space="default"/>
+              <w:t xml:space="default">[-0.13, 0.06]</w:t>
+            </w:r>
+          </w:p>
+        </w:tc>
+        <w:tc>
+          <w:tcPr>
+            <w:tcBorders>
+              <w:top w:val="single" w:space="0" w:color="D3D3D3"/>
+              <w:bottom w:val="single" w:space="0" w:color="D3D3D3"/>
+              <w:start w:val="single" w:space="0" w:color="D3D3D3"/>
+              <w:end w:val="single" w:space="0" w:color="D3D3D3"/>
+            </w:tcBorders>
+          </w:tcPr>
+          <w:p>
+            <w:pPr>
+              <w:spacing w:before="0" w:after="60"/>
+              <w:keepNext/>
+              <w:jc w:val="end"/>
+            </w:pPr>
+            <w:r>
+              <w:rPr>
+                <w:rFonts w:ascii="Calibri" w:hAnsi="Calibri"/>
+                <w:sz w:val="20"/>
+              </w:rPr>
+              <w:t xml:space="default">58.2</w:t>
             </w:r>
           </w:p>
         </w:tc>
@@ -783,7 +783,7 @@
                 <w:rFonts w:ascii="Calibri" w:hAnsi="Calibri"/>
                 <w:sz w:val="20"/>
               </w:rPr>
-              <w:t xml:space="default">0.454</w:t>
+              <w:t xml:space="default">0.457</w:t>
             </w:r>
           </w:p>
         </w:tc>
@@ -957,7 +957,7 @@
                 <w:rFonts w:ascii="Calibri" w:hAnsi="Calibri"/>
                 <w:sz w:val="20"/>
               </w:rPr>
-              <w:t xml:space="default"/>
+              <w:t xml:space="default">79.5</w:t>
             </w:r>
           </w:p>
         </w:tc>
@@ -1179,7 +1179,7 @@
                 <w:rFonts w:ascii="Calibri" w:hAnsi="Calibri"/>
                 <w:sz w:val="20"/>
               </w:rPr>
-              <w:t xml:space="default"/>
+              <w:t xml:space="default">71.7</w:t>
             </w:r>
           </w:p>
         </w:tc>
@@ -1227,7 +1227,7 @@
                 <w:rFonts w:ascii="Calibri" w:hAnsi="Calibri"/>
                 <w:sz w:val="20"/>
               </w:rPr>
-              <w:t xml:space="default">0.002</w:t>
+              <w:t xml:space="default">0.003</w:t>
             </w:r>
           </w:p>
         </w:tc>
@@ -3250,6 +3250,29 @@
                 <w:sz w:val="20"/>
               </w:rPr>
               <w:t xml:space="default"/>
+            </w:r>
+          </w:p>
+        </w:tc>
+      </w:tr>
+      <w:tr>
+        <w:trPr>
+          <w:cantSplit/>
+        </w:trPr>
+        <w:tc>
+          <w:tcPr>
+            <w:gridSpan w:val="9"/>
+          </w:tcPr>
+          <w:p>
+            <w:pPr>
+              <w:spacing w:before="0" w:after="60"/>
+              <w:keepNext/>
+            </w:pPr>
+            <w:r>
+              <w:rPr>
+                <w:rFonts w:ascii="Calibri" w:hAnsi="Calibri"/>
+                <w:sz w:val="20"/>
+              </w:rPr>
+              <w:t xml:space="default">Coefficient df approximated via Satterthwaite method.</w:t>
             </w:r>
           </w:p>
         </w:tc>
